--- a/handbook-download.docx
+++ b/handbook-download.docx
@@ -71,7 +71,7 @@
           <w:color w:val="5C5A6E"/>
           <w:sz w:val="21"/>
         </w:rPr>
-        <w:t>失眠最贵的不是方法，是「我做的这些到底有没有用」。 这份手册不讲新动作——动作都在资料库里其他几份。它只回答三个问题：</w:t>
+        <w:t>失眠最贵的不是方法，是「我做的这些到底有没有用」。 这份手册不讲新动作——动作都在资料库里其他几份。它只回答四个问题：</w:t>
       </w:r>
       <w:r>
         <w:rPr>
@@ -81,7 +81,7 @@
           <w:color w:val="5C5A6E"/>
           <w:sz w:val="21"/>
         </w:rPr>
-        <w:t>现在该动哪一个、怎么知道有没有用、什么时候该收手。</w:t>
+        <w:t>现在该动哪一个、怎么知道有没有用、熬夜之后先救什么、什么时候该收手。</w:t>
       </w:r>
     </w:p>
     <w:p>
@@ -4267,7 +4267,1074 @@
           <w:color w:val="4F46E5"/>
           <w:sz w:val="30"/>
         </w:rPr>
-        <w:t>九、什么情况别自己硬扛</w:t>
+        <w:t>九、熬夜之后怎么补：最有用的几件事都不在白天</w:t>
+      </w:r>
+    </w:p>
+    <w:p>
+      <w:pPr>
+        <w:spacing w:before="0" w:after="160" w:line="360" w:lineRule="auto"/>
+      </w:pPr>
+      <w:r>
+        <w:rPr>
+          <w:rFonts w:ascii="微软雅黑" w:hAnsi="微软雅黑" w:eastAsia="微软雅黑"/>
+          <w:b w:val="0"/>
+          <w:i w:val="0"/>
+          <w:color w:val="5C5A6E"/>
+          <w:sz w:val="20"/>
+        </w:rPr>
+        <w:t>先记一句话：熬夜的伤害不在那一晚，在之后三天。</w:t>
+      </w:r>
+    </w:p>
+    <w:p>
+      <w:pPr>
+        <w:spacing w:before="0" w:after="160" w:line="360" w:lineRule="auto"/>
+      </w:pPr>
+      <w:r>
+        <w:rPr>
+          <w:rFonts w:ascii="微软雅黑" w:hAnsi="微软雅黑" w:eastAsia="微软雅黑"/>
+          <w:b w:val="0"/>
+          <w:i w:val="0"/>
+          <w:color w:val="5C5A6E"/>
+          <w:sz w:val="20"/>
+        </w:rPr>
+        <w:t>所以「补」的第一原则不是多睡，是别把起床点挪走。</w:t>
+      </w:r>
+    </w:p>
+    <w:p>
+      <w:pPr>
+        <w:spacing w:before="200" w:after="100" w:line="312" w:lineRule="auto"/>
+      </w:pPr>
+      <w:r>
+        <w:rPr>
+          <w:rFonts w:ascii="微软雅黑" w:hAnsi="微软雅黑" w:eastAsia="微软雅黑"/>
+          <w:b/>
+          <w:i w:val="0"/>
+          <w:color w:val="6D28D9"/>
+          <w:sz w:val="23"/>
+        </w:rPr>
+        <w:t>大众最爱做的两件事，恰好最伤</w:t>
+      </w:r>
+    </w:p>
+    <w:tbl>
+      <w:tblPr>
+        <w:tblStyle w:val="TableGrid"/>
+        <w:tblW w:type="auto" w:w="0"/>
+        <w:jc w:val="center"/>
+        <w:tblLook w:firstColumn="1" w:firstRow="1" w:lastColumn="0" w:lastRow="0" w:noHBand="0" w:noVBand="1" w:val="04A0"/>
+      </w:tblPr>
+      <w:tblGrid>
+        <w:gridCol w:w="4759"/>
+        <w:gridCol w:w="4759"/>
+      </w:tblGrid>
+      <w:tr>
+        <w:tc>
+          <w:tcPr>
+            <w:tcW w:type="dxa" w:w="4759"/>
+            <w:shd w:val="clear" w:fill="F3F0FE"/>
+          </w:tcPr>
+          <w:p>
+            <w:pPr>
+              <w:spacing w:after="40"/>
+            </w:pPr>
+            <w:r/>
+            <w:r>
+              <w:rPr>
+                <w:rFonts w:ascii="微软雅黑" w:hAnsi="微软雅黑" w:eastAsia="微软雅黑"/>
+                <w:b/>
+                <w:i w:val="0"/>
+                <w:color w:val="6D28D9"/>
+                <w:sz w:val="19"/>
+              </w:rPr>
+              <w:t>大众做法</w:t>
+            </w:r>
+          </w:p>
+        </w:tc>
+        <w:tc>
+          <w:tcPr>
+            <w:tcW w:type="dxa" w:w="4759"/>
+            <w:shd w:val="clear" w:fill="F3F0FE"/>
+          </w:tcPr>
+          <w:p>
+            <w:pPr>
+              <w:spacing w:after="40"/>
+            </w:pPr>
+            <w:r/>
+            <w:r>
+              <w:rPr>
+                <w:rFonts w:ascii="微软雅黑" w:hAnsi="微软雅黑" w:eastAsia="微软雅黑"/>
+                <w:b/>
+                <w:i w:val="0"/>
+                <w:color w:val="6D28D9"/>
+                <w:sz w:val="19"/>
+              </w:rPr>
+              <w:t>为什么适得其反</w:t>
+            </w:r>
+          </w:p>
+        </w:tc>
+      </w:tr>
+      <w:tr>
+        <w:tc>
+          <w:tcPr>
+            <w:tcW w:type="dxa" w:w="4759"/>
+          </w:tcPr>
+          <w:p>
+            <w:pPr>
+              <w:spacing w:after="40" w:line="312" w:lineRule="auto"/>
+            </w:pPr>
+            <w:r/>
+            <w:r>
+              <w:rPr>
+                <w:rFonts w:ascii="微软雅黑" w:hAnsi="微软雅黑" w:eastAsia="微软雅黑"/>
+                <w:b/>
+                <w:i w:val="0"/>
+                <w:color w:val="1F1B2E"/>
+                <w:sz w:val="19"/>
+              </w:rPr>
+              <w:t>睡到中午补回来</w:t>
+            </w:r>
+          </w:p>
+        </w:tc>
+        <w:tc>
+          <w:tcPr>
+            <w:tcW w:type="dxa" w:w="4759"/>
+          </w:tcPr>
+          <w:p>
+            <w:pPr>
+              <w:spacing w:after="40" w:line="312" w:lineRule="auto"/>
+            </w:pPr>
+            <w:r/>
+            <w:r>
+              <w:rPr>
+                <w:rFonts w:ascii="微软雅黑" w:hAnsi="微软雅黑" w:eastAsia="微软雅黑"/>
+                <w:b w:val="0"/>
+                <w:i w:val="0"/>
+                <w:color w:val="1F1B2E"/>
+                <w:sz w:val="19"/>
+              </w:rPr>
+              <w:t>起床点往后挪三五个小时，等于给生物钟</w:t>
+            </w:r>
+            <w:r>
+              <w:rPr>
+                <w:rFonts w:ascii="微软雅黑" w:hAnsi="微软雅黑" w:eastAsia="微软雅黑"/>
+                <w:b/>
+                <w:i w:val="0"/>
+                <w:color w:val="1F1B2E"/>
+                <w:sz w:val="19"/>
+              </w:rPr>
+              <w:t>倒了一次时差</w:t>
+            </w:r>
+            <w:r>
+              <w:rPr>
+                <w:rFonts w:ascii="微软雅黑" w:hAnsi="微软雅黑" w:eastAsia="微软雅黑"/>
+                <w:b w:val="0"/>
+                <w:i w:val="0"/>
+                <w:color w:val="1F1B2E"/>
+                <w:sz w:val="19"/>
+              </w:rPr>
+              <w:t>。研究里这叫社交时差：工作日与休息日的睡眠中点相差超过 1 小时就已构成显著负担；每多 1 小时，代谢综合征风险约上升 18%、肥胖风险约 26%、2 型糖尿病风险约 35%（《Sleep》期刊 2019 年，2000 余名成年人）。直接后果是</w:t>
+            </w:r>
+            <w:r>
+              <w:rPr>
+                <w:rFonts w:ascii="微软雅黑" w:hAnsi="微软雅黑" w:eastAsia="微软雅黑"/>
+                <w:b/>
+                <w:i w:val="0"/>
+                <w:color w:val="1F1B2E"/>
+                <w:sz w:val="19"/>
+              </w:rPr>
+              <w:t>周日晚上睡不着、周一更累</w:t>
+            </w:r>
+            <w:r>
+              <w:rPr>
+                <w:rFonts w:ascii="微软雅黑" w:hAnsi="微软雅黑" w:eastAsia="微软雅黑"/>
+                <w:b w:val="0"/>
+                <w:i w:val="0"/>
+                <w:color w:val="1F1B2E"/>
+                <w:sz w:val="19"/>
+              </w:rPr>
+              <w:t>。</w:t>
+            </w:r>
+          </w:p>
+        </w:tc>
+      </w:tr>
+      <w:tr>
+        <w:tc>
+          <w:tcPr>
+            <w:tcW w:type="dxa" w:w="4759"/>
+          </w:tcPr>
+          <w:p>
+            <w:pPr>
+              <w:spacing w:after="40" w:line="312" w:lineRule="auto"/>
+            </w:pPr>
+            <w:r/>
+            <w:r>
+              <w:rPr>
+                <w:rFonts w:ascii="微软雅黑" w:hAnsi="微软雅黑" w:eastAsia="微软雅黑"/>
+                <w:b/>
+                <w:i w:val="0"/>
+                <w:color w:val="1F1B2E"/>
+                <w:sz w:val="19"/>
+              </w:rPr>
+              <w:t>当晚提前两小时上床</w:t>
+            </w:r>
+          </w:p>
+        </w:tc>
+        <w:tc>
+          <w:tcPr>
+            <w:tcW w:type="dxa" w:w="4759"/>
+          </w:tcPr>
+          <w:p>
+            <w:pPr>
+              <w:spacing w:after="40" w:line="312" w:lineRule="auto"/>
+            </w:pPr>
+            <w:r/>
+            <w:r>
+              <w:rPr>
+                <w:rFonts w:ascii="微软雅黑" w:hAnsi="微软雅黑" w:eastAsia="微软雅黑"/>
+                <w:b w:val="0"/>
+                <w:i w:val="0"/>
+                <w:color w:val="1F1B2E"/>
+                <w:sz w:val="19"/>
+              </w:rPr>
+              <w:t>睡眠压力不够，只会躺床上清醒——你亲手把「睡眠压力」这个杠杆稀释了。而且躺床清醒，又给「床等于清醒」这个联想加了一笔。</w:t>
+            </w:r>
+          </w:p>
+        </w:tc>
+      </w:tr>
+    </w:tbl>
+    <w:p>
+      <w:pPr>
+        <w:spacing w:after="40"/>
+      </w:pPr>
+    </w:p>
+    <w:p>
+      <w:pPr>
+        <w:spacing w:before="0" w:after="160" w:line="360" w:lineRule="auto"/>
+      </w:pPr>
+      <w:r>
+        <w:rPr>
+          <w:rFonts w:ascii="微软雅黑" w:hAnsi="微软雅黑" w:eastAsia="微软雅黑"/>
+          <w:b w:val="0"/>
+          <w:i w:val="0"/>
+          <w:color w:val="5C5A6E"/>
+          <w:sz w:val="20"/>
+        </w:rPr>
+        <w:t>还有两件：靠酒（酒精压住的是前半夜，后半夜反弹成碎片），睡前猛补一顿（躺下后反酸、消化慢）。</w:t>
+      </w:r>
+    </w:p>
+    <w:p>
+      <w:pPr>
+        <w:spacing w:before="200" w:after="100" w:line="312" w:lineRule="auto"/>
+      </w:pPr>
+      <w:r>
+        <w:rPr>
+          <w:rFonts w:ascii="微软雅黑" w:hAnsi="微软雅黑" w:eastAsia="微软雅黑"/>
+          <w:b/>
+          <w:i w:val="0"/>
+          <w:color w:val="6D28D9"/>
+          <w:sz w:val="23"/>
+        </w:rPr>
+        <w:t>真正有用的四件事</w:t>
+      </w:r>
+    </w:p>
+    <w:p>
+      <w:pPr>
+        <w:spacing w:before="0" w:after="160" w:line="360" w:lineRule="auto"/>
+      </w:pPr>
+      <w:r>
+        <w:rPr>
+          <w:rFonts w:ascii="微软雅黑" w:hAnsi="微软雅黑" w:eastAsia="微软雅黑"/>
+          <w:b w:val="0"/>
+          <w:i w:val="0"/>
+          <w:color w:val="5C5A6E"/>
+          <w:sz w:val="20"/>
+        </w:rPr>
+        <w:t>① 起床点不动。 即使前一晚只睡 4 小时，也在平常时间起床，误差不超过 1 小时。这是唯一能把生物钟拉回来的锚——早睡拉不住，只能靠起床点往前拽。</w:t>
+      </w:r>
+    </w:p>
+    <w:p>
+      <w:pPr>
+        <w:spacing w:before="0" w:after="160" w:line="360" w:lineRule="auto"/>
+      </w:pPr>
+      <w:r>
+        <w:rPr>
+          <w:rFonts w:ascii="微软雅黑" w:hAnsi="微软雅黑" w:eastAsia="微软雅黑"/>
+          <w:b w:val="0"/>
+          <w:i w:val="0"/>
+          <w:color w:val="5C5A6E"/>
+          <w:sz w:val="20"/>
+        </w:rPr>
+        <w:t>② 起床后 10 到 20 分钟见光。 拉开窗帘，或者到户外走一段。光是最强的对表信号，比任何补剂都硬。</w:t>
+      </w:r>
+    </w:p>
+    <w:p>
+      <w:pPr>
+        <w:spacing w:before="0" w:after="160" w:line="360" w:lineRule="auto"/>
+      </w:pPr>
+      <w:r>
+        <w:rPr>
+          <w:rFonts w:ascii="微软雅黑" w:hAnsi="微软雅黑" w:eastAsia="微软雅黑"/>
+          <w:b w:val="0"/>
+          <w:i w:val="0"/>
+          <w:color w:val="5C5A6E"/>
+          <w:sz w:val="20"/>
+        </w:rPr>
+        <w:t>③ 中午 20 到 30 分钟，15 点前结束。 但要说清它是干什么的：它不还债，它按暂停键。 20 分钟只够停在浅睡期，作用是让下午撑过去；超过 30 分钟容易在深睡里被叫醒，反而更懵。</w:t>
+      </w:r>
+    </w:p>
+    <w:p>
+      <w:pPr>
+        <w:spacing w:before="80" w:after="240" w:line="360" w:lineRule="auto"/>
+        <w:ind w:left="454"/>
+      </w:pPr>
+      <w:r>
+        <w:rPr>
+          <w:rFonts w:ascii="微软雅黑" w:hAnsi="微软雅黑" w:eastAsia="微软雅黑"/>
+          <w:b w:val="0"/>
+          <w:i/>
+          <w:color w:val="5C5A6E"/>
+          <w:sz w:val="21"/>
+        </w:rPr>
+        <w:t>NASA 的经典研究：26 分钟小憩后警觉性提升约 54%、认知表现约 34%。说的是「接下来这几小时更清醒」，不是「觉补回来了」。</w:t>
+      </w:r>
+    </w:p>
+    <w:p>
+      <w:pPr>
+        <w:spacing w:before="0" w:after="160" w:line="360" w:lineRule="auto"/>
+      </w:pPr>
+      <w:r>
+        <w:rPr>
+          <w:rFonts w:ascii="微软雅黑" w:hAnsi="微软雅黑" w:eastAsia="微软雅黑"/>
+          <w:b w:val="0"/>
+          <w:i w:val="0"/>
+          <w:color w:val="5C5A6E"/>
+          <w:sz w:val="20"/>
+        </w:rPr>
+        <w:t>④ 当晚只比平时早 30 分钟上床，不多。 还债别想一次还清，要渐进：</w:t>
+      </w:r>
+    </w:p>
+    <w:p>
+      <w:pPr>
+        <w:spacing w:before="80" w:after="240" w:line="360" w:lineRule="auto"/>
+        <w:ind w:left="454"/>
+      </w:pPr>
+      <w:r>
+        <w:rPr>
+          <w:rFonts w:ascii="微软雅黑" w:hAnsi="微软雅黑" w:eastAsia="微软雅黑"/>
+          <w:b w:val="0"/>
+          <w:i/>
+          <w:color w:val="5C5A6E"/>
+          <w:sz w:val="21"/>
+        </w:rPr>
+        <w:t>一晚少睡 3 小时，约等于</w:t>
+      </w:r>
+      <w:r>
+        <w:rPr>
+          <w:rFonts w:ascii="微软雅黑" w:hAnsi="微软雅黑" w:eastAsia="微软雅黑"/>
+          <w:b/>
+          <w:i/>
+          <w:color w:val="5C5A6E"/>
+          <w:sz w:val="21"/>
+        </w:rPr>
+        <w:t>接下来 6 天，每晚多睡 30 分钟</w:t>
+      </w:r>
+      <w:r>
+        <w:rPr>
+          <w:rFonts w:ascii="微软雅黑" w:hAnsi="微软雅黑" w:eastAsia="微软雅黑"/>
+          <w:b w:val="0"/>
+          <w:i/>
+          <w:color w:val="5C5A6E"/>
+          <w:sz w:val="21"/>
+        </w:rPr>
+        <w:t>。一次多睡 4 小时既补不平，还会把生物钟再推一次。</w:t>
+      </w:r>
+    </w:p>
+    <w:p>
+      <w:pPr>
+        <w:spacing w:before="200" w:after="100" w:line="312" w:lineRule="auto"/>
+      </w:pPr>
+      <w:r>
+        <w:rPr>
+          <w:rFonts w:ascii="微软雅黑" w:hAnsi="微软雅黑" w:eastAsia="微软雅黑"/>
+          <w:b/>
+          <w:i w:val="0"/>
+          <w:color w:val="6D28D9"/>
+          <w:sz w:val="23"/>
+        </w:rPr>
+        <w:t>咖啡因：今晚的觉，是被下午那杯借走的</w:t>
+      </w:r>
+    </w:p>
+    <w:p>
+      <w:pPr>
+        <w:spacing w:before="0" w:after="160" w:line="360" w:lineRule="auto"/>
+      </w:pPr>
+      <w:r>
+        <w:rPr>
+          <w:rFonts w:ascii="微软雅黑" w:hAnsi="微软雅黑" w:eastAsia="微软雅黑"/>
+          <w:b w:val="0"/>
+          <w:i w:val="0"/>
+          <w:color w:val="5C5A6E"/>
+          <w:sz w:val="20"/>
+        </w:rPr>
+        <w:t>咖啡因的半衰期约 5 到 6 小时，个体差异很大，慢代谢的人可以到 8 到 10 小时。下午 3 点一杯 200 毫克，晚上 8 点体内还有 100 毫克，凌晨 1 点还剩 50 毫克——这个残留量已经足以干扰深睡眠。</w:t>
+      </w:r>
+    </w:p>
+    <w:p>
+      <w:pPr>
+        <w:spacing w:before="0" w:after="160" w:line="360" w:lineRule="auto"/>
+      </w:pPr>
+      <w:r>
+        <w:rPr>
+          <w:rFonts w:ascii="微软雅黑" w:hAnsi="微软雅黑" w:eastAsia="微软雅黑"/>
+          <w:b w:val="0"/>
+          <w:i w:val="0"/>
+          <w:color w:val="5C5A6E"/>
+          <w:sz w:val="20"/>
+        </w:rPr>
+        <w:t>它还会骗过你的感觉。有研究让受试者在睡前 6 小时摄入 400 毫克咖啡因，客观测量的总睡眠时间缩短了 1 小时以上，但受试者自己在睡眠日记里并没觉得少了多少。</w:t>
+      </w:r>
+    </w:p>
+    <w:p>
+      <w:pPr>
+        <w:spacing w:before="0" w:after="160" w:line="360" w:lineRule="auto"/>
+      </w:pPr>
+      <w:r>
+        <w:rPr>
+          <w:rFonts w:ascii="微软雅黑" w:hAnsi="微软雅黑" w:eastAsia="微软雅黑"/>
+          <w:b w:val="0"/>
+          <w:i w:val="0"/>
+          <w:color w:val="5C5A6E"/>
+          <w:sz w:val="20"/>
+        </w:rPr>
+        <w:t>所以：下午 2 点后不碰，奶茶、可乐、功能饮料都算；熬夜第二天也别用咖啡硬顶——它不消除睡眠压力，只是把它盖住，等它退去会更困。</w:t>
+      </w:r>
+    </w:p>
+    <w:p>
+      <w:pPr>
+        <w:spacing w:before="200" w:after="100" w:line="312" w:lineRule="auto"/>
+      </w:pPr>
+      <w:r>
+        <w:rPr>
+          <w:rFonts w:ascii="微软雅黑" w:hAnsi="微软雅黑" w:eastAsia="微软雅黑"/>
+          <w:b/>
+          <w:i w:val="0"/>
+          <w:color w:val="6D28D9"/>
+          <w:sz w:val="23"/>
+        </w:rPr>
+        <w:t>一条最容易被忽略的判断标准</w:t>
+      </w:r>
+    </w:p>
+    <w:p>
+      <w:pPr>
+        <w:spacing w:before="0" w:after="160" w:line="360" w:lineRule="auto"/>
+      </w:pPr>
+      <w:r>
+        <w:rPr>
+          <w:rFonts w:ascii="微软雅黑" w:hAnsi="微软雅黑" w:eastAsia="微软雅黑"/>
+          <w:b w:val="0"/>
+          <w:i w:val="0"/>
+          <w:color w:val="5C5A6E"/>
+          <w:sz w:val="20"/>
+        </w:rPr>
+        <w:t>「我感觉补回来了」不是判断依据。</w:t>
+      </w:r>
+    </w:p>
+    <w:p>
+      <w:pPr>
+        <w:spacing w:before="0" w:after="160" w:line="360" w:lineRule="auto"/>
+      </w:pPr>
+      <w:r>
+        <w:rPr>
+          <w:rFonts w:ascii="微软雅黑" w:hAnsi="微软雅黑" w:eastAsia="微软雅黑"/>
+          <w:b w:val="0"/>
+          <w:i w:val="0"/>
+          <w:color w:val="5C5A6E"/>
+          <w:sz w:val="20"/>
+        </w:rPr>
+        <w:t>宾夕法尼亚大学的一项经典研究：让受试者连续数天每晚只睡 6 小时，随后给补觉机会——主观疲劳感恢复了，客观的认知测试（反应速度、注意力、工作记忆）仍显著低于正常水平。2021 年的另一项研究方向一致：连续 10 晚平均睡 5.3 小时，再补觉一周，主观感觉回到正常，认知功能没有回到基线。</w:t>
+      </w:r>
+    </w:p>
+    <w:p>
+      <w:pPr>
+        <w:spacing w:before="0" w:after="160" w:line="360" w:lineRule="auto"/>
+      </w:pPr>
+      <w:r>
+        <w:rPr>
+          <w:rFonts w:ascii="微软雅黑" w:hAnsi="微软雅黑" w:eastAsia="微软雅黑"/>
+          <w:b w:val="0"/>
+          <w:i w:val="0"/>
+          <w:color w:val="5C5A6E"/>
+          <w:sz w:val="20"/>
+        </w:rPr>
+        <w:t>换句话说：缺觉的时候，你的自我感觉是最不可靠的那个仪表。</w:t>
+      </w:r>
+    </w:p>
+    <w:p>
+      <w:pPr>
+        <w:spacing w:before="0" w:after="160" w:line="360" w:lineRule="auto"/>
+      </w:pPr>
+      <w:r>
+        <w:rPr>
+          <w:rFonts w:ascii="微软雅黑" w:hAnsi="微软雅黑" w:eastAsia="微软雅黑"/>
+          <w:b w:val="0"/>
+          <w:i w:val="0"/>
+          <w:color w:val="5C5A6E"/>
+          <w:sz w:val="20"/>
+        </w:rPr>
+        <w:t>那看什么？看接下来两天的实际表现：</w:t>
+      </w:r>
+    </w:p>
+    <w:p>
+      <w:pPr>
+        <w:pStyle w:val="ListBullet"/>
+        <w:spacing w:after="80" w:line="360" w:lineRule="auto"/>
+        <w:ind w:left="425"/>
+      </w:pPr>
+      <w:r>
+        <w:rPr>
+          <w:rFonts w:ascii="微软雅黑" w:hAnsi="微软雅黑" w:eastAsia="微软雅黑"/>
+          <w:b w:val="0"/>
+          <w:i w:val="0"/>
+          <w:color w:val="1F1B2E"/>
+          <w:sz w:val="21"/>
+        </w:rPr>
+        <w:t>同一件事是不是要读第二遍才看懂</w:t>
+      </w:r>
+    </w:p>
+    <w:p>
+      <w:pPr>
+        <w:pStyle w:val="ListBullet"/>
+        <w:spacing w:after="80" w:line="360" w:lineRule="auto"/>
+        <w:ind w:left="425"/>
+      </w:pPr>
+      <w:r>
+        <w:rPr>
+          <w:rFonts w:ascii="微软雅黑" w:hAnsi="微软雅黑" w:eastAsia="微软雅黑"/>
+          <w:b w:val="0"/>
+          <w:i w:val="0"/>
+          <w:color w:val="1F1B2E"/>
+          <w:sz w:val="21"/>
+        </w:rPr>
+        <w:t>决策是不是变慢、变冲动</w:t>
+      </w:r>
+    </w:p>
+    <w:p>
+      <w:pPr>
+        <w:pStyle w:val="ListBullet"/>
+        <w:spacing w:after="80" w:line="360" w:lineRule="auto"/>
+        <w:ind w:left="425"/>
+      </w:pPr>
+      <w:r>
+        <w:rPr>
+          <w:rFonts w:ascii="微软雅黑" w:hAnsi="微软雅黑" w:eastAsia="微软雅黑"/>
+          <w:b w:val="0"/>
+          <w:i w:val="0"/>
+          <w:color w:val="1F1B2E"/>
+          <w:sz w:val="21"/>
+        </w:rPr>
+        <w:t>情绪是不是更容易起波动</w:t>
+      </w:r>
+    </w:p>
+    <w:p>
+      <w:pPr>
+        <w:pStyle w:val="ListBullet"/>
+        <w:spacing w:after="80" w:line="360" w:lineRule="auto"/>
+        <w:ind w:left="425"/>
+      </w:pPr>
+      <w:r>
+        <w:rPr>
+          <w:rFonts w:ascii="微软雅黑" w:hAnsi="微软雅黑" w:eastAsia="微软雅黑"/>
+          <w:b w:val="0"/>
+          <w:i w:val="0"/>
+          <w:color w:val="1F1B2E"/>
+          <w:sz w:val="21"/>
+        </w:rPr>
+        <w:t>白天有没有出现「坐着就断片」</w:t>
+      </w:r>
+    </w:p>
+    <w:p>
+      <w:pPr>
+        <w:spacing w:before="0" w:after="160" w:line="360" w:lineRule="auto"/>
+      </w:pPr>
+      <w:r>
+        <w:rPr>
+          <w:rFonts w:ascii="微软雅黑" w:hAnsi="微软雅黑" w:eastAsia="微软雅黑"/>
+          <w:b w:val="0"/>
+          <w:i w:val="0"/>
+          <w:color w:val="5C5A6E"/>
+          <w:sz w:val="20"/>
+        </w:rPr>
+        <w:t>有一条没回来，就说明债还没还完，接下来几天继续每晚早睡 30 分钟。</w:t>
+      </w:r>
+    </w:p>
+    <w:p>
+      <w:pPr>
+        <w:spacing w:before="200" w:after="100" w:line="312" w:lineRule="auto"/>
+      </w:pPr>
+      <w:r>
+        <w:rPr>
+          <w:rFonts w:ascii="微软雅黑" w:hAnsi="微软雅黑" w:eastAsia="微软雅黑"/>
+          <w:b/>
+          <w:i w:val="0"/>
+          <w:color w:val="6D28D9"/>
+          <w:sz w:val="23"/>
+        </w:rPr>
+        <w:t>熬夜当天的清单</w:t>
+      </w:r>
+    </w:p>
+    <w:tbl>
+      <w:tblPr>
+        <w:tblStyle w:val="TableGrid"/>
+        <w:tblW w:type="auto" w:w="0"/>
+        <w:jc w:val="center"/>
+        <w:tblLook w:firstColumn="1" w:firstRow="1" w:lastColumn="0" w:lastRow="0" w:noHBand="0" w:noVBand="1" w:val="04A0"/>
+      </w:tblPr>
+      <w:tblGrid>
+        <w:gridCol w:w="4759"/>
+        <w:gridCol w:w="4759"/>
+      </w:tblGrid>
+      <w:tr>
+        <w:tc>
+          <w:tcPr>
+            <w:tcW w:type="dxa" w:w="4759"/>
+            <w:shd w:val="clear" w:fill="F3F0FE"/>
+          </w:tcPr>
+          <w:p>
+            <w:pPr>
+              <w:spacing w:after="40"/>
+            </w:pPr>
+            <w:r/>
+            <w:r>
+              <w:rPr>
+                <w:rFonts w:ascii="微软雅黑" w:hAnsi="微软雅黑" w:eastAsia="微软雅黑"/>
+                <w:b/>
+                <w:i w:val="0"/>
+                <w:color w:val="6D28D9"/>
+                <w:sz w:val="19"/>
+              </w:rPr>
+              <w:t>时间</w:t>
+            </w:r>
+          </w:p>
+        </w:tc>
+        <w:tc>
+          <w:tcPr>
+            <w:tcW w:type="dxa" w:w="4759"/>
+            <w:shd w:val="clear" w:fill="F3F0FE"/>
+          </w:tcPr>
+          <w:p>
+            <w:pPr>
+              <w:spacing w:after="40"/>
+            </w:pPr>
+            <w:r/>
+            <w:r>
+              <w:rPr>
+                <w:rFonts w:ascii="微软雅黑" w:hAnsi="微软雅黑" w:eastAsia="微软雅黑"/>
+                <w:b/>
+                <w:i w:val="0"/>
+                <w:color w:val="6D28D9"/>
+                <w:sz w:val="19"/>
+              </w:rPr>
+              <w:t>做什么</w:t>
+            </w:r>
+          </w:p>
+        </w:tc>
+      </w:tr>
+      <w:tr>
+        <w:tc>
+          <w:tcPr>
+            <w:tcW w:type="dxa" w:w="4759"/>
+          </w:tcPr>
+          <w:p>
+            <w:pPr>
+              <w:spacing w:after="40" w:line="312" w:lineRule="auto"/>
+            </w:pPr>
+            <w:r/>
+            <w:r>
+              <w:rPr>
+                <w:rFonts w:ascii="微软雅黑" w:hAnsi="微软雅黑" w:eastAsia="微软雅黑"/>
+                <w:b w:val="0"/>
+                <w:i w:val="0"/>
+                <w:color w:val="1F1B2E"/>
+                <w:sz w:val="19"/>
+              </w:rPr>
+              <w:t>照常起床</w:t>
+            </w:r>
+          </w:p>
+        </w:tc>
+        <w:tc>
+          <w:tcPr>
+            <w:tcW w:type="dxa" w:w="4759"/>
+          </w:tcPr>
+          <w:p>
+            <w:pPr>
+              <w:spacing w:after="40" w:line="312" w:lineRule="auto"/>
+            </w:pPr>
+            <w:r/>
+            <w:r>
+              <w:rPr>
+                <w:rFonts w:ascii="微软雅黑" w:hAnsi="微软雅黑" w:eastAsia="微软雅黑"/>
+                <w:b w:val="0"/>
+                <w:i w:val="0"/>
+                <w:color w:val="1F1B2E"/>
+                <w:sz w:val="19"/>
+              </w:rPr>
+              <w:t>不睡懒觉，误差不超过 1 小时</w:t>
+            </w:r>
+          </w:p>
+        </w:tc>
+      </w:tr>
+      <w:tr>
+        <w:tc>
+          <w:tcPr>
+            <w:tcW w:type="dxa" w:w="4759"/>
+          </w:tcPr>
+          <w:p>
+            <w:pPr>
+              <w:spacing w:after="40" w:line="312" w:lineRule="auto"/>
+            </w:pPr>
+            <w:r/>
+            <w:r>
+              <w:rPr>
+                <w:rFonts w:ascii="微软雅黑" w:hAnsi="微软雅黑" w:eastAsia="微软雅黑"/>
+                <w:b w:val="0"/>
+                <w:i w:val="0"/>
+                <w:color w:val="1F1B2E"/>
+                <w:sz w:val="19"/>
+              </w:rPr>
+              <w:t>起床后</w:t>
+            </w:r>
+          </w:p>
+        </w:tc>
+        <w:tc>
+          <w:tcPr>
+            <w:tcW w:type="dxa" w:w="4759"/>
+          </w:tcPr>
+          <w:p>
+            <w:pPr>
+              <w:spacing w:after="40" w:line="312" w:lineRule="auto"/>
+            </w:pPr>
+            <w:r/>
+            <w:r>
+              <w:rPr>
+                <w:rFonts w:ascii="微软雅黑" w:hAnsi="微软雅黑" w:eastAsia="微软雅黑"/>
+                <w:b w:val="0"/>
+                <w:i w:val="0"/>
+                <w:color w:val="1F1B2E"/>
+                <w:sz w:val="19"/>
+              </w:rPr>
+              <w:t>见光 10 到 20 分钟</w:t>
+            </w:r>
+          </w:p>
+        </w:tc>
+      </w:tr>
+      <w:tr>
+        <w:tc>
+          <w:tcPr>
+            <w:tcW w:type="dxa" w:w="4759"/>
+          </w:tcPr>
+          <w:p>
+            <w:pPr>
+              <w:spacing w:after="40" w:line="312" w:lineRule="auto"/>
+            </w:pPr>
+            <w:r/>
+            <w:r>
+              <w:rPr>
+                <w:rFonts w:ascii="微软雅黑" w:hAnsi="微软雅黑" w:eastAsia="微软雅黑"/>
+                <w:b w:val="0"/>
+                <w:i w:val="0"/>
+                <w:color w:val="1F1B2E"/>
+                <w:sz w:val="19"/>
+              </w:rPr>
+              <w:t>早餐</w:t>
+            </w:r>
+          </w:p>
+        </w:tc>
+        <w:tc>
+          <w:tcPr>
+            <w:tcW w:type="dxa" w:w="4759"/>
+          </w:tcPr>
+          <w:p>
+            <w:pPr>
+              <w:spacing w:after="40" w:line="312" w:lineRule="auto"/>
+            </w:pPr>
+            <w:r/>
+            <w:r>
+              <w:rPr>
+                <w:rFonts w:ascii="微软雅黑" w:hAnsi="微软雅黑" w:eastAsia="微软雅黑"/>
+                <w:b w:val="0"/>
+                <w:i w:val="0"/>
+                <w:color w:val="1F1B2E"/>
+                <w:sz w:val="19"/>
+              </w:rPr>
+              <w:t>正常吃，别拿高糖顶着——血糖过山车会让上午更沉</w:t>
+            </w:r>
+          </w:p>
+        </w:tc>
+      </w:tr>
+      <w:tr>
+        <w:tc>
+          <w:tcPr>
+            <w:tcW w:type="dxa" w:w="4759"/>
+          </w:tcPr>
+          <w:p>
+            <w:pPr>
+              <w:spacing w:after="40" w:line="312" w:lineRule="auto"/>
+            </w:pPr>
+            <w:r/>
+            <w:r>
+              <w:rPr>
+                <w:rFonts w:ascii="微软雅黑" w:hAnsi="微软雅黑" w:eastAsia="微软雅黑"/>
+                <w:b w:val="0"/>
+                <w:i w:val="0"/>
+                <w:color w:val="1F1B2E"/>
+                <w:sz w:val="19"/>
+              </w:rPr>
+              <w:t>咖啡</w:t>
+            </w:r>
+          </w:p>
+        </w:tc>
+        <w:tc>
+          <w:tcPr>
+            <w:tcW w:type="dxa" w:w="4759"/>
+          </w:tcPr>
+          <w:p>
+            <w:pPr>
+              <w:spacing w:after="40" w:line="312" w:lineRule="auto"/>
+            </w:pPr>
+            <w:r/>
+            <w:r>
+              <w:rPr>
+                <w:rFonts w:ascii="微软雅黑" w:hAnsi="微软雅黑" w:eastAsia="微软雅黑"/>
+                <w:b w:val="0"/>
+                <w:i w:val="0"/>
+                <w:color w:val="1F1B2E"/>
+                <w:sz w:val="19"/>
+              </w:rPr>
+              <w:t>只在上午喝，下午 2 点后不碰，当天总量不超过平时</w:t>
+            </w:r>
+          </w:p>
+        </w:tc>
+      </w:tr>
+      <w:tr>
+        <w:tc>
+          <w:tcPr>
+            <w:tcW w:type="dxa" w:w="4759"/>
+          </w:tcPr>
+          <w:p>
+            <w:pPr>
+              <w:spacing w:after="40" w:line="312" w:lineRule="auto"/>
+            </w:pPr>
+            <w:r/>
+            <w:r>
+              <w:rPr>
+                <w:rFonts w:ascii="微软雅黑" w:hAnsi="微软雅黑" w:eastAsia="微软雅黑"/>
+                <w:b w:val="0"/>
+                <w:i w:val="0"/>
+                <w:color w:val="1F1B2E"/>
+                <w:sz w:val="19"/>
+              </w:rPr>
+              <w:t>12 点后</w:t>
+            </w:r>
+          </w:p>
+        </w:tc>
+        <w:tc>
+          <w:tcPr>
+            <w:tcW w:type="dxa" w:w="4759"/>
+          </w:tcPr>
+          <w:p>
+            <w:pPr>
+              <w:spacing w:after="40" w:line="312" w:lineRule="auto"/>
+            </w:pPr>
+            <w:r/>
+            <w:r>
+              <w:rPr>
+                <w:rFonts w:ascii="微软雅黑" w:hAnsi="微软雅黑" w:eastAsia="微软雅黑"/>
+                <w:b w:val="0"/>
+                <w:i w:val="0"/>
+                <w:color w:val="1F1B2E"/>
+                <w:sz w:val="19"/>
+              </w:rPr>
+              <w:t>可小睡 20 到 30 分钟，15 点前结束</w:t>
+            </w:r>
+          </w:p>
+        </w:tc>
+      </w:tr>
+      <w:tr>
+        <w:tc>
+          <w:tcPr>
+            <w:tcW w:type="dxa" w:w="4759"/>
+          </w:tcPr>
+          <w:p>
+            <w:pPr>
+              <w:spacing w:after="40" w:line="312" w:lineRule="auto"/>
+            </w:pPr>
+            <w:r/>
+            <w:r>
+              <w:rPr>
+                <w:rFonts w:ascii="微软雅黑" w:hAnsi="微软雅黑" w:eastAsia="微软雅黑"/>
+                <w:b w:val="0"/>
+                <w:i w:val="0"/>
+                <w:color w:val="1F1B2E"/>
+                <w:sz w:val="19"/>
+              </w:rPr>
+              <w:t>晚饭</w:t>
+            </w:r>
+          </w:p>
+        </w:tc>
+        <w:tc>
+          <w:tcPr>
+            <w:tcW w:type="dxa" w:w="4759"/>
+          </w:tcPr>
+          <w:p>
+            <w:pPr>
+              <w:spacing w:after="40" w:line="312" w:lineRule="auto"/>
+            </w:pPr>
+            <w:r/>
+            <w:r>
+              <w:rPr>
+                <w:rFonts w:ascii="微软雅黑" w:hAnsi="微软雅黑" w:eastAsia="微软雅黑"/>
+                <w:b w:val="0"/>
+                <w:i w:val="0"/>
+                <w:color w:val="1F1B2E"/>
+                <w:sz w:val="19"/>
+              </w:rPr>
+              <w:t>正常时间吃，别太晚、别太饱</w:t>
+            </w:r>
+          </w:p>
+        </w:tc>
+      </w:tr>
+      <w:tr>
+        <w:tc>
+          <w:tcPr>
+            <w:tcW w:type="dxa" w:w="4759"/>
+          </w:tcPr>
+          <w:p>
+            <w:pPr>
+              <w:spacing w:after="40" w:line="312" w:lineRule="auto"/>
+            </w:pPr>
+            <w:r/>
+            <w:r>
+              <w:rPr>
+                <w:rFonts w:ascii="微软雅黑" w:hAnsi="微软雅黑" w:eastAsia="微软雅黑"/>
+                <w:b w:val="0"/>
+                <w:i w:val="0"/>
+                <w:color w:val="1F1B2E"/>
+                <w:sz w:val="19"/>
+              </w:rPr>
+              <w:t>睡前</w:t>
+            </w:r>
+          </w:p>
+        </w:tc>
+        <w:tc>
+          <w:tcPr>
+            <w:tcW w:type="dxa" w:w="4759"/>
+          </w:tcPr>
+          <w:p>
+            <w:pPr>
+              <w:spacing w:after="40" w:line="312" w:lineRule="auto"/>
+            </w:pPr>
+            <w:r/>
+            <w:r>
+              <w:rPr>
+                <w:rFonts w:ascii="微软雅黑" w:hAnsi="微软雅黑" w:eastAsia="微软雅黑"/>
+                <w:b w:val="0"/>
+                <w:i w:val="0"/>
+                <w:color w:val="1F1B2E"/>
+                <w:sz w:val="19"/>
+              </w:rPr>
+              <w:t>只比平时早 30 分钟上床，不提前两小时</w:t>
+            </w:r>
+          </w:p>
+        </w:tc>
+      </w:tr>
+      <w:tr>
+        <w:tc>
+          <w:tcPr>
+            <w:tcW w:type="dxa" w:w="4759"/>
+          </w:tcPr>
+          <w:p>
+            <w:pPr>
+              <w:spacing w:after="40" w:line="312" w:lineRule="auto"/>
+            </w:pPr>
+            <w:r/>
+            <w:r>
+              <w:rPr>
+                <w:rFonts w:ascii="微软雅黑" w:hAnsi="微软雅黑" w:eastAsia="微软雅黑"/>
+                <w:b w:val="0"/>
+                <w:i w:val="0"/>
+                <w:color w:val="1F1B2E"/>
+                <w:sz w:val="19"/>
+              </w:rPr>
+              <w:t>第二天</w:t>
+            </w:r>
+          </w:p>
+        </w:tc>
+        <w:tc>
+          <w:tcPr>
+            <w:tcW w:type="dxa" w:w="4759"/>
+          </w:tcPr>
+          <w:p>
+            <w:pPr>
+              <w:spacing w:after="40" w:line="312" w:lineRule="auto"/>
+            </w:pPr>
+            <w:r/>
+            <w:r>
+              <w:rPr>
+                <w:rFonts w:ascii="微软雅黑" w:hAnsi="微软雅黑" w:eastAsia="微软雅黑"/>
+                <w:b w:val="0"/>
+                <w:i w:val="0"/>
+                <w:color w:val="1F1B2E"/>
+                <w:sz w:val="19"/>
+              </w:rPr>
+              <w:t>照常起床；不看单晚数据，看两天的实际状态</w:t>
+            </w:r>
+          </w:p>
+        </w:tc>
+      </w:tr>
+    </w:tbl>
+    <w:p>
+      <w:pPr>
+        <w:spacing w:after="40"/>
+      </w:pPr>
+    </w:p>
+    <w:p>
+      <w:pPr>
+        <w:spacing w:before="80" w:after="240" w:line="360" w:lineRule="auto"/>
+        <w:ind w:left="454"/>
+      </w:pPr>
+      <w:r>
+        <w:rPr>
+          <w:rFonts w:ascii="微软雅黑" w:hAnsi="微软雅黑" w:eastAsia="微软雅黑"/>
+          <w:b w:val="0"/>
+          <w:i/>
+          <w:color w:val="5C5A6E"/>
+          <w:sz w:val="21"/>
+        </w:rPr>
+        <w:t>🩸 一次熬夜，不是一晚睡回来的。</w:t>
+      </w:r>
+      <w:r>
+        <w:rPr>
+          <w:rFonts w:ascii="微软雅黑" w:hAnsi="微软雅黑" w:eastAsia="微软雅黑"/>
+          <w:b/>
+          <w:i/>
+          <w:color w:val="5C5A6E"/>
+          <w:sz w:val="21"/>
+        </w:rPr>
+        <w:t>身体的记账单位是「接下来几天」，不是「今晚」。</w:t>
+      </w:r>
+    </w:p>
+    <w:p>
+      <w:pPr>
+        <w:spacing w:before="360" w:after="160" w:line="312" w:lineRule="auto"/>
+      </w:pPr>
+      <w:r>
+        <w:rPr>
+          <w:rFonts w:ascii="微软雅黑" w:hAnsi="微软雅黑" w:eastAsia="微软雅黑"/>
+          <w:b/>
+          <w:i w:val="0"/>
+          <w:color w:val="4F46E5"/>
+          <w:sz w:val="30"/>
+        </w:rPr>
+        <w:t>十、什么情况别自己硬扛</w:t>
       </w:r>
     </w:p>
     <w:p>
@@ -4800,7 +5867,7 @@
           <w:color w:val="5C5A6E"/>
           <w:sz w:val="20"/>
         </w:rPr>
-        <w:t>这一节排在最后，但建议你最先看一遍：先排除「不是失眠」的可能，再谈怎么调。</w:t>
+        <w:t>这一节虽然排在后面，但建议你最先看一遍：先排除「不是失眠」的可能，再谈怎么调。</w:t>
       </w:r>
     </w:p>
     <w:p>
@@ -4815,7 +5882,7 @@
           <w:color w:val="4F46E5"/>
           <w:sz w:val="30"/>
         </w:rPr>
-        <w:t>十、速查卡（贴在床头）</w:t>
+        <w:t>十一、速查卡（贴在床头）</w:t>
       </w:r>
     </w:p>
     <w:p>
@@ -4969,6 +6036,23 @@
           <w:sz w:val="21"/>
         </w:rPr>
         <w:t>第三周记不动了 → 把自己的数字摊开看一遍，看跨度，别加动作</w:t>
+      </w:r>
+    </w:p>
+    <w:p>
+      <w:pPr>
+        <w:pStyle w:val="ListBullet"/>
+        <w:spacing w:after="80" w:line="360" w:lineRule="auto"/>
+        <w:ind w:left="425"/>
+      </w:pPr>
+      <w:r>
+        <w:rPr>
+          <w:rFonts w:ascii="微软雅黑" w:hAnsi="微软雅黑" w:eastAsia="微软雅黑"/>
+          <w:b w:val="0"/>
+          <w:i w:val="0"/>
+          <w:color w:val="1F1B2E"/>
+          <w:sz w:val="21"/>
+        </w:rPr>
+        <w:t>熬夜了 → 第二天照常起床、中午小睡 20 分钟、当晚只早 30 分钟上床；别睡到中午</w:t>
       </w:r>
     </w:p>
     <w:p>
